--- a/08_Dimensionnement_Actionneur_Statique/04_CoMAX_08_Dimensionnement_Actionneur_Statique.docx
+++ b/08_Dimensionnement_Actionneur_Statique/04_CoMAX_08_Dimensionnement_Actionneur_Statique.docx
@@ -11,15 +11,7 @@
         <w:t>Dimensionnement de la motorisation d</w:t>
       </w:r>
       <w:r>
-        <w:t xml:space="preserve">u robot collaboratif </w:t>
-      </w:r>
-      <w:proofErr w:type="spellStart"/>
-      <w:r>
-        <w:t>CoMAX</w:t>
-      </w:r>
-      <w:proofErr w:type="spellEnd"/>
-      <w:r>
-        <w:t xml:space="preserve"> </w:t>
+        <w:t xml:space="preserve">u robot collaboratif CoMAX </w:t>
       </w:r>
       <w:r>
         <w:t>–</w:t>
@@ -305,17 +297,8 @@
                 <w:b/>
                 <w:bCs/>
               </w:rPr>
-              <w:t xml:space="preserve">a levée d’une charge par le robot </w:t>
-            </w:r>
-            <w:proofErr w:type="spellStart"/>
-            <w:r>
-              <w:rPr>
-                <w:b/>
-                <w:bCs/>
-              </w:rPr>
-              <w:t>CoMAX</w:t>
-            </w:r>
-            <w:proofErr w:type="spellEnd"/>
+              <w:t>a levée d’une charge par le robot CoMAX</w:t>
+            </w:r>
             <w:r>
               <w:rPr>
                 <w:b/>
@@ -442,11 +425,9 @@
             <w:r>
               <w:t xml:space="preserve">Proposer une modélisation du </w:t>
             </w:r>
-            <w:proofErr w:type="spellStart"/>
             <w:r>
               <w:t>CoMAX</w:t>
             </w:r>
-            <w:proofErr w:type="spellEnd"/>
             <w:r>
               <w:t xml:space="preserve"> (schéma cinématique paramétré et/ou graphe de liaisons).</w:t>
             </w:r>
@@ -850,15 +831,7 @@
               <w:jc w:val="left"/>
             </w:pPr>
             <w:r>
-              <w:t xml:space="preserve">En utilisant la documentation, estimer la masse du bras du </w:t>
-            </w:r>
-            <w:proofErr w:type="spellStart"/>
-            <w:r>
-              <w:t>CoMAX</w:t>
-            </w:r>
-            <w:proofErr w:type="spellEnd"/>
-            <w:r>
-              <w:t>.</w:t>
+              <w:t>En utilisant la documentation, estimer la masse du bras du CoMAX.</w:t>
             </w:r>
           </w:p>
           <w:p>
@@ -1010,15 +983,7 @@
               <w:jc w:val="left"/>
             </w:pPr>
             <w:r>
-              <w:t xml:space="preserve">Le </w:t>
-            </w:r>
-            <w:proofErr w:type="spellStart"/>
-            <w:r>
-              <w:t>CoMAX</w:t>
-            </w:r>
-            <w:proofErr w:type="spellEnd"/>
-            <w:r>
-              <w:t xml:space="preserve"> permet de mesurer le courant moteur. On peut observer qu’à l’arrêt, le courant moteur n’est pas toujours le même.</w:t>
+              <w:t>Le CoMAX permet de mesurer le courant moteur. On peut observer qu’à l’arrêt, le courant moteur n’est pas toujours le même.</w:t>
             </w:r>
           </w:p>
           <w:p>
@@ -1038,15 +1003,7 @@
               <w:t xml:space="preserve">un intervalle des </w:t>
             </w:r>
             <w:r>
-              <w:t xml:space="preserve">fluctuations du courant lorsque le </w:t>
-            </w:r>
-            <w:proofErr w:type="spellStart"/>
-            <w:r>
-              <w:t>CoMAX</w:t>
-            </w:r>
-            <w:proofErr w:type="spellEnd"/>
-            <w:r>
-              <w:t xml:space="preserve"> est à l’arrêt.</w:t>
+              <w:t>fluctuations du courant lorsque le CoMAX est à l’arrêt.</w:t>
             </w:r>
           </w:p>
           <w:p>
@@ -1094,15 +1051,7 @@
               <w:jc w:val="left"/>
             </w:pPr>
             <w:r>
-              <w:t xml:space="preserve">la masse de la partie mobile du </w:t>
-            </w:r>
-            <w:proofErr w:type="spellStart"/>
-            <w:r>
-              <w:t>CoMAX</w:t>
-            </w:r>
-            <w:proofErr w:type="spellEnd"/>
-            <w:r>
-              <w:t> ;</w:t>
+              <w:t>la masse de la partie mobile du CoMAX ;</w:t>
             </w:r>
           </w:p>
           <w:p>
@@ -1227,23 +1176,21 @@
               <w:spacing w:line="240" w:lineRule="auto"/>
             </w:pPr>
             <w:r>
-              <w:t xml:space="preserve">Pour plusieurs masses additionnelles (de 0 à 5kg) et pour plusieurs vitesse de déplacement (asservissement de vitesse compris entre 1000 et 5000 tr/min), vérifier que le moteur (ou non) du </w:t>
-            </w:r>
-            <w:proofErr w:type="spellStart"/>
-            <w:r>
-              <w:t>CoMAX</w:t>
-            </w:r>
-            <w:proofErr w:type="spellEnd"/>
-            <w:r>
-              <w:t xml:space="preserve"> est adapté à son utilisation.</w:t>
+              <w:t xml:space="preserve">Pour plusieurs masses additionnelles (de 0 à 5kg) et pour plusieurs vitesse de déplacement (asservissement de vitesse compris entre 1000 et 5000 tr/min), vérifier que le moteur du CoMAX est adapté </w:t>
+            </w:r>
+            <w:r>
+              <w:t>(ou non)</w:t>
+            </w:r>
+            <w:r>
+              <w:t xml:space="preserve"> </w:t>
+            </w:r>
+            <w:r>
+              <w:t>à son utilisation.</w:t>
             </w:r>
           </w:p>
         </w:tc>
       </w:tr>
     </w:tbl>
-    <w:p/>
-    <w:p/>
-    <w:p/>
     <w:p/>
     <w:tbl>
       <w:tblPr>
@@ -1294,6 +1241,7 @@
                 <w:szCs w:val="24"/>
                 <w:lang w:eastAsia="fr-FR"/>
               </w:rPr>
+              <w:lastRenderedPageBreak/>
               <w:t>Synthèse</w:t>
             </w:r>
           </w:p>
@@ -1378,15 +1326,7 @@
               <w:jc w:val="left"/>
             </w:pPr>
             <w:r>
-              <w:t xml:space="preserve">Vérifier que le moteur est adapté (ou non) à l’utilisation du </w:t>
-            </w:r>
-            <w:proofErr w:type="spellStart"/>
-            <w:r>
-              <w:t>CoMAX</w:t>
-            </w:r>
-            <w:proofErr w:type="spellEnd"/>
-            <w:r>
-              <w:t>.</w:t>
+              <w:t>Vérifier que le moteur est adapté (ou non) à l’utilisation du CoMAX.</w:t>
             </w:r>
           </w:p>
           <w:p>
@@ -1708,17 +1648,8 @@
               <w:i/>
               <w:sz w:val="18"/>
             </w:rPr>
-            <w:t xml:space="preserve">Robot collaboratif </w:t>
+            <w:t>Robot collaboratif CoMAX</w:t>
           </w:r>
-          <w:proofErr w:type="spellStart"/>
-          <w:r>
-            <w:rPr>
-              <w:i/>
-              <w:sz w:val="18"/>
-            </w:rPr>
-            <w:t>CoMAX</w:t>
-          </w:r>
-          <w:proofErr w:type="spellEnd"/>
         </w:p>
         <w:p>
           <w:pPr>
@@ -1858,17 +1789,8 @@
               <w:i/>
               <w:sz w:val="18"/>
             </w:rPr>
-            <w:t xml:space="preserve">Robot collaboratif </w:t>
+            <w:t>Robot collaboratif CoMAX</w:t>
           </w:r>
-          <w:proofErr w:type="spellStart"/>
-          <w:r>
-            <w:rPr>
-              <w:i/>
-              <w:sz w:val="18"/>
-            </w:rPr>
-            <w:t>CoMAX</w:t>
-          </w:r>
-          <w:proofErr w:type="spellEnd"/>
         </w:p>
         <w:p>
           <w:pPr>

--- a/08_Dimensionnement_Actionneur_Statique/04_CoMAX_08_Dimensionnement_Actionneur_Statique.docx
+++ b/08_Dimensionnement_Actionneur_Statique/04_CoMAX_08_Dimensionnement_Actionneur_Statique.docx
@@ -11,7 +11,15 @@
         <w:t>Dimensionnement de la motorisation d</w:t>
       </w:r>
       <w:r>
-        <w:t xml:space="preserve">u robot collaboratif CoMAX </w:t>
+        <w:t xml:space="preserve">u robot collaboratif </w:t>
+      </w:r>
+      <w:proofErr w:type="spellStart"/>
+      <w:r>
+        <w:t>CoMAX</w:t>
+      </w:r>
+      <w:proofErr w:type="spellEnd"/>
+      <w:r>
+        <w:t xml:space="preserve"> </w:t>
       </w:r>
       <w:r>
         <w:t>–</w:t>
@@ -297,8 +305,17 @@
                 <w:b/>
                 <w:bCs/>
               </w:rPr>
-              <w:t>a levée d’une charge par le robot CoMAX</w:t>
-            </w:r>
+              <w:t xml:space="preserve">a levée d’une charge par le robot </w:t>
+            </w:r>
+            <w:proofErr w:type="spellStart"/>
+            <w:r>
+              <w:rPr>
+                <w:b/>
+                <w:bCs/>
+              </w:rPr>
+              <w:t>CoMAX</w:t>
+            </w:r>
+            <w:proofErr w:type="spellEnd"/>
             <w:r>
               <w:rPr>
                 <w:b/>
@@ -425,9 +442,11 @@
             <w:r>
               <w:t xml:space="preserve">Proposer une modélisation du </w:t>
             </w:r>
+            <w:proofErr w:type="spellStart"/>
             <w:r>
               <w:t>CoMAX</w:t>
             </w:r>
+            <w:proofErr w:type="spellEnd"/>
             <w:r>
               <w:t xml:space="preserve"> (schéma cinématique paramétré et/ou graphe de liaisons).</w:t>
             </w:r>
@@ -831,7 +850,15 @@
               <w:jc w:val="left"/>
             </w:pPr>
             <w:r>
-              <w:t>En utilisant la documentation, estimer la masse du bras du CoMAX.</w:t>
+              <w:t xml:space="preserve">En utilisant la documentation, estimer la masse du bras du </w:t>
+            </w:r>
+            <w:proofErr w:type="spellStart"/>
+            <w:r>
+              <w:t>CoMAX</w:t>
+            </w:r>
+            <w:proofErr w:type="spellEnd"/>
+            <w:r>
+              <w:t>.</w:t>
             </w:r>
           </w:p>
           <w:p>
@@ -980,10 +1007,17 @@
           <w:p>
             <w:pPr>
               <w:spacing w:line="240" w:lineRule="auto"/>
-              <w:jc w:val="left"/>
             </w:pPr>
             <w:r>
-              <w:t>Le CoMAX permet de mesurer le courant moteur. On peut observer qu’à l’arrêt, le courant moteur n’est pas toujours le même.</w:t>
+              <w:t xml:space="preserve">Le </w:t>
+            </w:r>
+            <w:proofErr w:type="spellStart"/>
+            <w:r>
+              <w:t>CoMAX</w:t>
+            </w:r>
+            <w:proofErr w:type="spellEnd"/>
+            <w:r>
+              <w:t xml:space="preserve"> permet de mesurer le courant moteur. On peut observer qu’à l’arrêt, le courant moteur n’est pas toujours le même.</w:t>
             </w:r>
           </w:p>
           <w:p>
@@ -994,7 +1028,6 @@
                 <w:numId w:val="15"/>
               </w:numPr>
               <w:spacing w:line="240" w:lineRule="auto"/>
-              <w:jc w:val="left"/>
             </w:pPr>
             <w:r>
               <w:t xml:space="preserve">Donner </w:t>
@@ -1003,7 +1036,15 @@
               <w:t xml:space="preserve">un intervalle des </w:t>
             </w:r>
             <w:r>
-              <w:t>fluctuations du courant lorsque le CoMAX est à l’arrêt.</w:t>
+              <w:t xml:space="preserve">fluctuations du courant lorsque le </w:t>
+            </w:r>
+            <w:proofErr w:type="spellStart"/>
+            <w:r>
+              <w:t>CoMAX</w:t>
+            </w:r>
+            <w:proofErr w:type="spellEnd"/>
+            <w:r>
+              <w:t xml:space="preserve"> est à l’arrêt.</w:t>
             </w:r>
           </w:p>
           <w:p>
@@ -1014,7 +1055,6 @@
                 <w:numId w:val="15"/>
               </w:numPr>
               <w:spacing w:line="240" w:lineRule="auto"/>
-              <w:jc w:val="left"/>
             </w:pPr>
             <w:r>
               <w:t>Expliquer l’origine de cette fluctuation.</w:t>
@@ -1023,7 +1063,6 @@
           <w:p>
             <w:pPr>
               <w:spacing w:line="240" w:lineRule="auto"/>
-              <w:jc w:val="left"/>
             </w:pPr>
           </w:p>
           <w:p>
@@ -1034,7 +1073,42 @@
                 <w:numId w:val="15"/>
               </w:numPr>
               <w:spacing w:line="240" w:lineRule="auto"/>
-              <w:jc w:val="left"/>
+            </w:pPr>
+            <w:r>
+              <w:t>Après avoir isolé le bras, exprimer la r</w:t>
+            </w:r>
+            <w:r>
+              <w:t>e</w:t>
+            </w:r>
+            <w:r>
+              <w:t>l</w:t>
+            </w:r>
+            <w:r>
+              <w:t>a</w:t>
+            </w:r>
+            <w:r>
+              <w:t>tion entre l’effort moteur, et les différentes actions mécani</w:t>
+            </w:r>
+            <w:r>
+              <w:t>q</w:t>
+            </w:r>
+            <w:r>
+              <w:t>ues.</w:t>
+            </w:r>
+          </w:p>
+          <w:p>
+            <w:pPr>
+              <w:pStyle w:val="Paragraphedeliste"/>
+            </w:pPr>
+          </w:p>
+          <w:p>
+            <w:pPr>
+              <w:pStyle w:val="Paragraphedeliste"/>
+              <w:numPr>
+                <w:ilvl w:val="0"/>
+                <w:numId w:val="15"/>
+              </w:numPr>
+              <w:spacing w:line="240" w:lineRule="auto"/>
             </w:pPr>
             <w:r>
               <w:t>En utilisant la mesure de courant, déterminer :</w:t>
@@ -1048,10 +1122,17 @@
                 <w:numId w:val="15"/>
               </w:numPr>
               <w:spacing w:line="240" w:lineRule="auto"/>
-              <w:jc w:val="left"/>
             </w:pPr>
             <w:r>
-              <w:t>la masse de la partie mobile du CoMAX ;</w:t>
+              <w:t xml:space="preserve">la masse de la partie mobile du </w:t>
+            </w:r>
+            <w:proofErr w:type="spellStart"/>
+            <w:r>
+              <w:t>CoMAX</w:t>
+            </w:r>
+            <w:proofErr w:type="spellEnd"/>
+            <w:r>
+              <w:t> ;</w:t>
             </w:r>
           </w:p>
           <w:p>
@@ -1062,7 +1143,6 @@
                 <w:numId w:val="15"/>
               </w:numPr>
               <w:spacing w:line="240" w:lineRule="auto"/>
-              <w:jc w:val="left"/>
             </w:pPr>
             <w:r>
               <w:t>le coefficient de frottement sec de l’ensemble de la chaîne de transmission.</w:t>
@@ -1176,13 +1256,18 @@
               <w:spacing w:line="240" w:lineRule="auto"/>
             </w:pPr>
             <w:r>
-              <w:t xml:space="preserve">Pour plusieurs masses additionnelles (de 0 à 5kg) et pour plusieurs vitesse de déplacement (asservissement de vitesse compris entre 1000 et 5000 tr/min), vérifier que le moteur du CoMAX est adapté </w:t>
-            </w:r>
-            <w:r>
-              <w:t>(ou non)</w:t>
-            </w:r>
-            <w:r>
-              <w:t xml:space="preserve"> </w:t>
+              <w:t xml:space="preserve">Pour plusieurs masses additionnelles (de 0 à 5kg) et pour plusieurs vitesse de déplacement (asservissement de vitesse compris entre 1000 et 5000 tr/min), vérifier que le moteur du </w:t>
+            </w:r>
+            <w:proofErr w:type="spellStart"/>
+            <w:r>
+              <w:t>CoMAX</w:t>
+            </w:r>
+            <w:proofErr w:type="spellEnd"/>
+            <w:r>
+              <w:t xml:space="preserve"> est adapté </w:t>
+            </w:r>
+            <w:r>
+              <w:t xml:space="preserve">(ou non) </w:t>
             </w:r>
             <w:r>
               <w:t>à son utilisation.</w:t>
@@ -1326,7 +1411,15 @@
               <w:jc w:val="left"/>
             </w:pPr>
             <w:r>
-              <w:t>Vérifier que le moteur est adapté (ou non) à l’utilisation du CoMAX.</w:t>
+              <w:t xml:space="preserve">Vérifier que le moteur est adapté (ou non) à l’utilisation du </w:t>
+            </w:r>
+            <w:proofErr w:type="spellStart"/>
+            <w:r>
+              <w:t>CoMAX</w:t>
+            </w:r>
+            <w:proofErr w:type="spellEnd"/>
+            <w:r>
+              <w:t>.</w:t>
             </w:r>
           </w:p>
           <w:p>
@@ -1648,8 +1741,17 @@
               <w:i/>
               <w:sz w:val="18"/>
             </w:rPr>
-            <w:t>Robot collaboratif CoMAX</w:t>
+            <w:t xml:space="preserve">Robot collaboratif </w:t>
           </w:r>
+          <w:proofErr w:type="spellStart"/>
+          <w:r>
+            <w:rPr>
+              <w:i/>
+              <w:sz w:val="18"/>
+            </w:rPr>
+            <w:t>CoMAX</w:t>
+          </w:r>
+          <w:proofErr w:type="spellEnd"/>
         </w:p>
         <w:p>
           <w:pPr>
@@ -1789,8 +1891,17 @@
               <w:i/>
               <w:sz w:val="18"/>
             </w:rPr>
-            <w:t>Robot collaboratif CoMAX</w:t>
+            <w:t xml:space="preserve">Robot collaboratif </w:t>
           </w:r>
+          <w:proofErr w:type="spellStart"/>
+          <w:r>
+            <w:rPr>
+              <w:i/>
+              <w:sz w:val="18"/>
+            </w:rPr>
+            <w:t>CoMAX</w:t>
+          </w:r>
+          <w:proofErr w:type="spellEnd"/>
         </w:p>
         <w:p>
           <w:pPr>
